--- a/dosyalar/performans-proje/8-sinif/arapca-8-sinif-performans-proje.docx
+++ b/dosyalar/performans-proje/8-sinif/arapca-8-sinif-performans-proje.docx
@@ -1816,7 +1816,7 @@
                 <w:szCs w:val="30"/>
                 <w:rtl/>
               </w:rPr>
-              <w:t xml:space="preserve">اَلصِّدْقُ مِنْ أَجْمَلِ الْأَخْلَاقِ.</w:t>
+              <w:t xml:space="preserve">اَلصِّدْقُ مِنْ أَجْمَلِ الأَخْلَاقِ.</w:t>
             </w:r>
           </w:p>
           <w:p>
@@ -1834,7 +1834,7 @@
                 <w:szCs w:val="30"/>
                 <w:rtl/>
               </w:rPr>
-              <w:t xml:space="preserve">اَلْمُسْلِمُ لَا يَكْذِبُ.</w:t>
+              <w:t xml:space="preserve">اَلمُسْلِمُ لَا يَكْذِبُ.</w:t>
             </w:r>
           </w:p>
           <w:p>
@@ -1852,7 +1852,7 @@
                 <w:szCs w:val="30"/>
                 <w:rtl/>
               </w:rPr>
-              <w:t xml:space="preserve">نَحْتَرِمُ وَالِدَيْنَا وَمُعَلِّمِينَا.</w:t>
+              <w:t xml:space="preserve">نَحْتَرِمُ وَالِدَيْنَا وَمُعَلِّمِينَا.</w:t>
             </w:r>
           </w:p>
           <w:p>
@@ -1870,7 +1870,7 @@
                 <w:szCs w:val="30"/>
                 <w:rtl/>
               </w:rPr>
-              <w:t xml:space="preserve">اَلنَّظَافَةُ مِنَ الْإِيمَانِ.</w:t>
+              <w:t xml:space="preserve">اَلنَّظَافَةُ مِن الإِيمَانِ.</w:t>
             </w:r>
           </w:p>
           <w:p>
@@ -1888,7 +1888,7 @@
                 <w:szCs w:val="30"/>
                 <w:rtl/>
               </w:rPr>
-              <w:t xml:space="preserve">نُسَاعِدُ الْجَارَ وَالصَّدِيقَ.</w:t>
+              <w:t xml:space="preserve">نُسَاعِدُ الجَارَ وَالصَّدِيقَ.</w:t>
             </w:r>
           </w:p>
           <w:p>
@@ -1906,7 +1906,7 @@
                 <w:szCs w:val="30"/>
                 <w:rtl/>
               </w:rPr>
-              <w:t xml:space="preserve">اَلتَّعَاوُنُ قُوَّةٌ.</w:t>
+              <w:t xml:space="preserve">اَلتَّعَاوُنُ قُوَّةٌ.</w:t>
             </w:r>
           </w:p>
           <w:p>
@@ -2010,7 +2010,7 @@
                 <w:szCs w:val="30"/>
                 <w:rtl/>
               </w:rPr>
-              <w:t xml:space="preserve">صِدْقٌ   —   أَمَانَةٌ   —   اِحْتِرَامٌ   —   نَظَافَةٌ   —   تَعَاوُنٌ   —   صَبْرٌ   —   كَرَمٌ   —   عَدْلٌ   —   خُلُقٌ   —   مَسْؤُولِيَّةٌ</w:t>
+              <w:t xml:space="preserve">صِدْقٌ   —   أَمَانَةٌ   —   اِحْتِرَامٌ   —   نَظَافَةٌ   —   تَعَاوُنٌ   —   صَبْرٌ   —   كَرَمٌ   —   عَدْلٌ   —   خُلُقٌ   —   مَسْؤُولِيَّةٌ</w:t>
             </w:r>
           </w:p>
         </w:tc>
@@ -15102,7 +15102,7 @@
                 <w:szCs w:val="30"/>
                 <w:rtl/>
               </w:rPr>
-              <w:t xml:space="preserve">اَلطَّبِيعَةُ أَمَانَةٌ فِي أَعْنَاقِنَا.</w:t>
+              <w:t xml:space="preserve">اَلطَّبِيعَةُ أَمَانَةٌ فِي أَعْنَاقِنَا.</w:t>
             </w:r>
           </w:p>
           <w:p>
@@ -15120,7 +15120,7 @@
                 <w:szCs w:val="30"/>
                 <w:rtl/>
               </w:rPr>
-              <w:t xml:space="preserve">نَزْرَعُ الْأَشْجَارَ وَنَسْقِي النَّبَاتَاتِ.</w:t>
+              <w:t xml:space="preserve">نَزْرَعُ الأَشْجَارَ وَنَسْقِي النَّبَاتَاتِ.</w:t>
             </w:r>
           </w:p>
           <w:p>
@@ -15138,7 +15138,7 @@
                 <w:szCs w:val="30"/>
                 <w:rtl/>
               </w:rPr>
-              <w:t xml:space="preserve">لَا نُلَوِّثُ الْمَاءَ وَالْهَوَاءَ.</w:t>
+              <w:t xml:space="preserve">لَا نُلَوِّثُ المَاءَ وَالْهَوَاءَ.</w:t>
             </w:r>
           </w:p>
           <w:p>
@@ -15156,7 +15156,7 @@
                 <w:szCs w:val="30"/>
                 <w:rtl/>
               </w:rPr>
-              <w:t xml:space="preserve">نَضَعُ الْقُمَامَةَ فِي السَّلَّةِ.</w:t>
+              <w:t xml:space="preserve">نَضَعُ القُمَامَةَ فِي السَّلَّةِ.</w:t>
             </w:r>
           </w:p>
           <w:p>
@@ -15174,7 +15174,7 @@
                 <w:szCs w:val="30"/>
                 <w:rtl/>
               </w:rPr>
-              <w:t xml:space="preserve">نُحَافِظُ عَلَى الْحَيَوَانَاتِ وَالطُّيُورِ.</w:t>
+              <w:t xml:space="preserve">نُحَافِظُ عَلَى الحَيَوَانَاتِ وَالطُّيُورِ.</w:t>
             </w:r>
           </w:p>
           <w:p>
@@ -15192,7 +15192,7 @@
                 <w:szCs w:val="30"/>
                 <w:rtl/>
               </w:rPr>
-              <w:t xml:space="preserve">اَلْبِيئَةُ النَّظِيفَةُ حَيَاةٌ سَعِيدَةٌ.</w:t>
+              <w:t xml:space="preserve">اَلبِيئَةُ النَّظِيفَةُ حَيَاةٌ سَعِيدَةٌ.</w:t>
             </w:r>
           </w:p>
         </w:tc>
@@ -15278,7 +15278,7 @@
                 <w:szCs w:val="30"/>
                 <w:rtl/>
               </w:rPr>
-              <w:t xml:space="preserve">طَبِيعَةٌ   —   بِيئَةٌ   —   شَجَرَةٌ   —   نَبَاتٌ   —   مَاءٌ   —   هَوَاءٌ   —   تَلَوُّثٌ   —   قُمَامَةٌ   —   حَيَوَانٌ   —   غَابَةٌ</w:t>
+              <w:t xml:space="preserve">طَبِيعَةٌ   —   بِيئَةٌ   —   شَجَرَةٌ   —   نَبَاتٌ   —   مَاءٌ   —   هَوَاءٌ   —   تَلَوُّثٌ   —   قُمَامَةٌ   —   حَيَوَانٌ   —   غَابَةٌ</w:t>
             </w:r>
           </w:p>
         </w:tc>

--- a/dosyalar/performans-proje/8-sinif/arapca-8-sinif-performans-proje.docx
+++ b/dosyalar/performans-proje/8-sinif/arapca-8-sinif-performans-proje.docx
@@ -1790,7 +1790,7 @@
             </w:pPr>
             <w:r>
               <w:rPr>
-                <w:rFonts w:ascii="Markazi Text" w:cs="Markazi Text" w:eastAsia="Markazi Text" w:hAnsi="Markazi Text"/>
+                <w:rFonts w:ascii="Arakom" w:cs="Arakom" w:eastAsia="Arakom" w:hAnsi="Arakom"/>
                 <w:b/>
                 <w:bCs/>
                 <w:color w:val="111111"/>
@@ -1808,7 +1808,7 @@
             </w:pPr>
             <w:r>
               <w:rPr>
-                <w:rFonts w:ascii="Markazi Text" w:cs="Markazi Text" w:eastAsia="Markazi Text" w:hAnsi="Markazi Text"/>
+                <w:rFonts w:ascii="Arakom" w:cs="Arakom" w:eastAsia="Arakom" w:hAnsi="Arakom"/>
                 <w:b w:val="false"/>
                 <w:bCs w:val="false"/>
                 <w:color w:val="111111"/>
@@ -1826,7 +1826,7 @@
             </w:pPr>
             <w:r>
               <w:rPr>
-                <w:rFonts w:ascii="Markazi Text" w:cs="Markazi Text" w:eastAsia="Markazi Text" w:hAnsi="Markazi Text"/>
+                <w:rFonts w:ascii="Arakom" w:cs="Arakom" w:eastAsia="Arakom" w:hAnsi="Arakom"/>
                 <w:b w:val="false"/>
                 <w:bCs w:val="false"/>
                 <w:color w:val="111111"/>
@@ -1844,7 +1844,7 @@
             </w:pPr>
             <w:r>
               <w:rPr>
-                <w:rFonts w:ascii="Markazi Text" w:cs="Markazi Text" w:eastAsia="Markazi Text" w:hAnsi="Markazi Text"/>
+                <w:rFonts w:ascii="Arakom" w:cs="Arakom" w:eastAsia="Arakom" w:hAnsi="Arakom"/>
                 <w:b w:val="false"/>
                 <w:bCs w:val="false"/>
                 <w:color w:val="111111"/>
@@ -1862,7 +1862,7 @@
             </w:pPr>
             <w:r>
               <w:rPr>
-                <w:rFonts w:ascii="Markazi Text" w:cs="Markazi Text" w:eastAsia="Markazi Text" w:hAnsi="Markazi Text"/>
+                <w:rFonts w:ascii="Arakom" w:cs="Arakom" w:eastAsia="Arakom" w:hAnsi="Arakom"/>
                 <w:b w:val="false"/>
                 <w:bCs w:val="false"/>
                 <w:color w:val="111111"/>
@@ -1880,7 +1880,7 @@
             </w:pPr>
             <w:r>
               <w:rPr>
-                <w:rFonts w:ascii="Markazi Text" w:cs="Markazi Text" w:eastAsia="Markazi Text" w:hAnsi="Markazi Text"/>
+                <w:rFonts w:ascii="Arakom" w:cs="Arakom" w:eastAsia="Arakom" w:hAnsi="Arakom"/>
                 <w:b w:val="false"/>
                 <w:bCs w:val="false"/>
                 <w:color w:val="111111"/>
@@ -1898,7 +1898,7 @@
             </w:pPr>
             <w:r>
               <w:rPr>
-                <w:rFonts w:ascii="Markazi Text" w:cs="Markazi Text" w:eastAsia="Markazi Text" w:hAnsi="Markazi Text"/>
+                <w:rFonts w:ascii="Arakom" w:cs="Arakom" w:eastAsia="Arakom" w:hAnsi="Arakom"/>
                 <w:b w:val="false"/>
                 <w:bCs w:val="false"/>
                 <w:color w:val="111111"/>
@@ -1916,7 +1916,7 @@
             </w:pPr>
             <w:r>
               <w:rPr>
-                <w:rFonts w:ascii="Markazi Text" w:cs="Markazi Text" w:eastAsia="Markazi Text" w:hAnsi="Markazi Text"/>
+                <w:rFonts w:ascii="Arakom" w:cs="Arakom" w:eastAsia="Arakom" w:hAnsi="Arakom"/>
                 <w:b w:val="false"/>
                 <w:bCs w:val="false"/>
                 <w:color w:val="111111"/>
@@ -2002,7 +2002,7 @@
             </w:pPr>
             <w:r>
               <w:rPr>
-                <w:rFonts w:ascii="Markazi Text" w:cs="Markazi Text" w:eastAsia="Markazi Text" w:hAnsi="Markazi Text"/>
+                <w:rFonts w:ascii="Arakom" w:cs="Arakom" w:eastAsia="Arakom" w:hAnsi="Arakom"/>
                 <w:b w:val="false"/>
                 <w:bCs w:val="false"/>
                 <w:color w:val="111111"/>
@@ -15076,7 +15076,7 @@
             </w:pPr>
             <w:r>
               <w:rPr>
-                <w:rFonts w:ascii="Markazi Text" w:cs="Markazi Text" w:eastAsia="Markazi Text" w:hAnsi="Markazi Text"/>
+                <w:rFonts w:ascii="Arakom" w:cs="Arakom" w:eastAsia="Arakom" w:hAnsi="Arakom"/>
                 <w:b/>
                 <w:bCs/>
                 <w:color w:val="111111"/>
@@ -15094,7 +15094,7 @@
             </w:pPr>
             <w:r>
               <w:rPr>
-                <w:rFonts w:ascii="Markazi Text" w:cs="Markazi Text" w:eastAsia="Markazi Text" w:hAnsi="Markazi Text"/>
+                <w:rFonts w:ascii="Arakom" w:cs="Arakom" w:eastAsia="Arakom" w:hAnsi="Arakom"/>
                 <w:b w:val="false"/>
                 <w:bCs w:val="false"/>
                 <w:color w:val="111111"/>
@@ -15112,7 +15112,7 @@
             </w:pPr>
             <w:r>
               <w:rPr>
-                <w:rFonts w:ascii="Markazi Text" w:cs="Markazi Text" w:eastAsia="Markazi Text" w:hAnsi="Markazi Text"/>
+                <w:rFonts w:ascii="Arakom" w:cs="Arakom" w:eastAsia="Arakom" w:hAnsi="Arakom"/>
                 <w:b w:val="false"/>
                 <w:bCs w:val="false"/>
                 <w:color w:val="111111"/>
@@ -15130,7 +15130,7 @@
             </w:pPr>
             <w:r>
               <w:rPr>
-                <w:rFonts w:ascii="Markazi Text" w:cs="Markazi Text" w:eastAsia="Markazi Text" w:hAnsi="Markazi Text"/>
+                <w:rFonts w:ascii="Arakom" w:cs="Arakom" w:eastAsia="Arakom" w:hAnsi="Arakom"/>
                 <w:b w:val="false"/>
                 <w:bCs w:val="false"/>
                 <w:color w:val="111111"/>
@@ -15148,7 +15148,7 @@
             </w:pPr>
             <w:r>
               <w:rPr>
-                <w:rFonts w:ascii="Markazi Text" w:cs="Markazi Text" w:eastAsia="Markazi Text" w:hAnsi="Markazi Text"/>
+                <w:rFonts w:ascii="Arakom" w:cs="Arakom" w:eastAsia="Arakom" w:hAnsi="Arakom"/>
                 <w:b w:val="false"/>
                 <w:bCs w:val="false"/>
                 <w:color w:val="111111"/>
@@ -15166,7 +15166,7 @@
             </w:pPr>
             <w:r>
               <w:rPr>
-                <w:rFonts w:ascii="Markazi Text" w:cs="Markazi Text" w:eastAsia="Markazi Text" w:hAnsi="Markazi Text"/>
+                <w:rFonts w:ascii="Arakom" w:cs="Arakom" w:eastAsia="Arakom" w:hAnsi="Arakom"/>
                 <w:b w:val="false"/>
                 <w:bCs w:val="false"/>
                 <w:color w:val="111111"/>
@@ -15184,7 +15184,7 @@
             </w:pPr>
             <w:r>
               <w:rPr>
-                <w:rFonts w:ascii="Markazi Text" w:cs="Markazi Text" w:eastAsia="Markazi Text" w:hAnsi="Markazi Text"/>
+                <w:rFonts w:ascii="Arakom" w:cs="Arakom" w:eastAsia="Arakom" w:hAnsi="Arakom"/>
                 <w:b w:val="false"/>
                 <w:bCs w:val="false"/>
                 <w:color w:val="111111"/>
@@ -15270,7 +15270,7 @@
             </w:pPr>
             <w:r>
               <w:rPr>
-                <w:rFonts w:ascii="Markazi Text" w:cs="Markazi Text" w:eastAsia="Markazi Text" w:hAnsi="Markazi Text"/>
+                <w:rFonts w:ascii="Arakom" w:cs="Arakom" w:eastAsia="Arakom" w:hAnsi="Arakom"/>
                 <w:b w:val="false"/>
                 <w:bCs w:val="false"/>
                 <w:color w:val="111111"/>
